--- a/冒泡排序.docx
+++ b/冒泡排序.docx
@@ -45,32 +45,13 @@
         <w:rPr>
           <w:rFonts w:hint="eastAsia"/>
         </w:rPr>
-        <w:t xml:space="preserve">int </w:t>
-      </w:r>
-      <w:r>
-        <w:rPr>
-          <w:rFonts w:hint="eastAsia"/>
-        </w:rPr>
-        <w:t>main</w:t>
-      </w:r>
-      <w:r>
-        <w:rPr>
-          <w:rFonts w:hint="eastAsia"/>
-        </w:rPr>
-        <w:t>() {</w:t>
-      </w:r>
-    </w:p>
-    <w:p>
-      <w:pPr>
-        <w:rPr>
-          <w:rFonts w:hint="eastAsia"/>
-        </w:rPr>
-      </w:pPr>
-      <w:r>
-        <w:rPr>
-          <w:rFonts w:hint="eastAsia"/>
-        </w:rPr>
-        <w:t xml:space="preserve">    // 定义待排序的数组</w:t>
+        <w:t xml:space="preserve">int main() </w:t>
+      </w:r>
+      <w:r>
+        <w:rPr>
+          <w:rFonts w:hint="eastAsia"/>
+        </w:rPr>
+        <w:t>{</w:t>
       </w:r>
     </w:p>
     <w:p>
@@ -96,27 +77,39 @@
         <w:rPr>
           <w:rFonts w:hint="eastAsia"/>
         </w:rPr>
-        <w:t xml:space="preserve">    int n = sizeof(arr) / sizeof(arr[0]); // 获取数组长度 (6)</w:t>
-      </w:r>
-    </w:p>
-    <w:p>
-      <w:pPr>
-        <w:rPr>
-          <w:rFonts w:hint="eastAsia"/>
-        </w:rPr>
-      </w:pPr>
-    </w:p>
-    <w:p>
-      <w:pPr>
-        <w:rPr>
-          <w:rFonts w:hint="eastAsia"/>
-        </w:rPr>
-      </w:pPr>
-      <w:r>
-        <w:rPr>
-          <w:rFonts w:hint="eastAsia"/>
-        </w:rPr>
-        <w:t xml:space="preserve">    // 核心逻辑</w:t>
+        <w:t xml:space="preserve">    int n = </w:t>
+      </w:r>
+      <w:r>
+        <w:rPr>
+          <w:rFonts w:hint="eastAsia"/>
+        </w:rPr>
+        <w:t>6</w:t>
+      </w:r>
+    </w:p>
+    <w:p>
+      <w:pPr>
+        <w:rPr>
+          <w:rFonts w:hint="eastAsia"/>
+        </w:rPr>
+      </w:pPr>
+    </w:p>
+    <w:p>
+      <w:pPr>
+        <w:rPr>
+          <w:rFonts w:hint="eastAsia"/>
+        </w:rPr>
+      </w:pPr>
+      <w:r>
+        <w:rPr>
+          <w:rFonts w:hint="eastAsia"/>
+        </w:rPr>
+        <w:t xml:space="preserve">    // </w:t>
+      </w:r>
+      <w:r>
+        <w:rPr>
+          <w:rFonts w:hint="eastAsia"/>
+        </w:rPr>
+        <w:t>排序</w:t>
       </w:r>
     </w:p>
     <w:p>
@@ -155,19 +148,7 @@
         <w:rPr>
           <w:rFonts w:hint="eastAsia"/>
         </w:rPr>
-        <w:t xml:space="preserve">            // 如果前一个数比后一个数大</w:t>
-      </w:r>
-      <w:r>
-        <w:rPr>
-          <w:rFonts w:hint="eastAsia"/>
-        </w:rPr>
-        <w:t>则</w:t>
-      </w:r>
-      <w:r>
-        <w:rPr>
-          <w:rFonts w:hint="eastAsia"/>
-        </w:rPr>
-        <w:t>交换它们的位置</w:t>
+        <w:t xml:space="preserve">            // 如果前一个数比后一个数大则交换它们的位置</w:t>
       </w:r>
     </w:p>
     <w:p>
@@ -363,19 +344,30 @@
         <w:rPr>
           <w:rFonts w:hint="eastAsia"/>
         </w:rPr>
+        <w:t xml:space="preserve">    return 0;</w:t>
+      </w:r>
+    </w:p>
+    <w:p>
+      <w:pPr>
+        <w:rPr>
+          <w:rFonts w:hint="eastAsia"/>
+        </w:rPr>
+      </w:pPr>
+      <w:r>
+        <w:rPr>
+          <w:rFonts w:hint="eastAsia"/>
+        </w:rPr>
         <w:lastRenderedPageBreak/>
-        <w:t xml:space="preserve">    return 0;</w:t>
-      </w:r>
-    </w:p>
-    <w:p>
-      <w:r>
-        <w:rPr>
-          <w:rFonts w:hint="eastAsia"/>
-        </w:rPr>
         <w:t>}</w:t>
       </w:r>
     </w:p>
-    <w:p/>
+    <w:p>
+      <w:pPr>
+        <w:rPr>
+          <w:rFonts w:hint="eastAsia"/>
+        </w:rPr>
+      </w:pPr>
+    </w:p>
     <w:p>
       <w:pPr>
         <w:rPr>
@@ -399,55 +391,7 @@
         <w:rPr>
           <w:rFonts w:hint="eastAsia"/>
         </w:rPr>
-        <w:t>使用双重循环。外层循环控制排序的轮数，</w:t>
-      </w:r>
-      <w:r>
-        <w:rPr>
-          <w:rFonts w:hint="eastAsia"/>
-        </w:rPr>
-        <w:t>共</w:t>
-      </w:r>
-      <w:r>
-        <w:rPr>
-          <w:rFonts w:hint="eastAsia"/>
-        </w:rPr>
-        <w:t>比较 n-1 轮。内层循环在每一轮从左到右比较相邻的两个数字。如果发现左边的数字大于右边的数字就</w:t>
-      </w:r>
-      <w:r>
-        <w:rPr>
-          <w:rFonts w:hint="eastAsia"/>
-        </w:rPr>
-        <w:t>把他俩</w:t>
-      </w:r>
-      <w:r>
-        <w:rPr>
-          <w:rFonts w:hint="eastAsia"/>
-        </w:rPr>
-        <w:t>交换位置。每完成一轮内层循环未排序部分中最大的数字就会</w:t>
-      </w:r>
-      <w:r>
-        <w:rPr>
-          <w:rFonts w:hint="eastAsia"/>
-        </w:rPr>
-        <w:t>被拍到</w:t>
-      </w:r>
-      <w:r>
-        <w:rPr>
-          <w:rFonts w:hint="eastAsia"/>
-        </w:rPr>
-        <w:t>最后面。</w:t>
-      </w:r>
-      <w:r>
-        <w:rPr>
-          <w:rFonts w:hint="eastAsia"/>
-        </w:rPr>
-        <w:t>反复几轮</w:t>
-      </w:r>
-      <w:r>
-        <w:rPr>
-          <w:rFonts w:hint="eastAsia"/>
-        </w:rPr>
-        <w:t>就从小到大排好序了。</w:t>
+        <w:t>使用双重循环。外层循环控制排序的轮数，共比较 n-1 轮。内层循环在每一轮从左到右比较相邻的两个数字。如果发现左边的数字大于右边的数字就把他俩交换位置。每完成一轮内层循环未排序部分中最大的数字就会被拍到最后面。反复几轮就从小到大排好序了。</w:t>
       </w:r>
     </w:p>
     <w:p>
@@ -473,19 +417,7 @@
         <w:rPr>
           <w:rFonts w:hint="eastAsia"/>
         </w:rPr>
-        <w:t>重复走访要排序的数列，</w:t>
-      </w:r>
-      <w:r>
-        <w:rPr>
-          <w:rFonts w:hint="eastAsia"/>
-        </w:rPr>
-        <w:t>每一次</w:t>
-      </w:r>
-      <w:r>
-        <w:rPr>
-          <w:rFonts w:hint="eastAsia"/>
-        </w:rPr>
-        <w:t>比较两个相邻的元素，</w:t>
+        <w:t>重复走访要排序的数列，每一次比较两个相邻的元素，</w:t>
       </w:r>
       <w:r>
         <w:rPr>
